--- a/Fase 2/Evidencias Proyecto/Evidencias de documentación/Cambios Pendientes.docx
+++ b/Fase 2/Evidencias Proyecto/Evidencias de documentación/Cambios Pendientes.docx
@@ -25,6 +25,102 @@
     </w:p>
     <w:p>
       <w:pPr>
+        <w:numPr>
+          <w:ilvl w:val="1"/>
+          <w:numId w:val="2"/>
+        </w:numPr>
+        <w:spacing w:line="276" w:lineRule="auto"/>
+        <w:ind w:left="1440" w:hanging="360"/>
+        <w:rPr>
+          <w:sz w:val="24"/>
+          <w:szCs w:val="24"/>
+        </w:rPr>
+      </w:pPr>
+      <w:r>
+        <w:rPr>
+          <w:b w:val="1"/>
+          <w:bCs w:val="1"/>
+          <w:sz w:val="24"/>
+          <w:szCs w:val="24"/>
+          <w:rtl w:val="0"/>
+        </w:rPr>
+        <w:t>Estado al 17/10/2026. Este documento registra lo que todavía no está resuelto o validado. Las entradas de Fase 1 de abajo se mantienen tal como están porque tienen comentarios de revisión abiertos (Alonso González); el texto no se ha modificado.</w:t>
+      </w:r>
+    </w:p>
+    <w:p>
+      <w:pPr>
+        <w:numPr>
+          <w:ilvl w:val="1"/>
+          <w:numId w:val="2"/>
+        </w:numPr>
+        <w:spacing w:line="276" w:lineRule="auto"/>
+        <w:ind w:left="1440" w:hanging="360"/>
+        <w:rPr>
+          <w:sz w:val="24"/>
+          <w:szCs w:val="24"/>
+        </w:rPr>
+      </w:pPr>
+      <w:r>
+        <w:rPr>
+          <w:b w:val="1"/>
+          <w:bCs w:val="1"/>
+          <w:sz w:val="24"/>
+          <w:szCs w:val="24"/>
+          <w:rtl w:val="0"/>
+        </w:rPr>
+        <w:t>Confirmado por el usuario (17/10/2026): las fechas de Sprint (Sprint 3, Sprint 4, daily scrums e hito de Sprint-fase2) se conservan. RF5: el método de activación depende del tipo de usuario, con 5 segundos como configuración predeterminada para personas mayores o usuarios con acceso limitado; la prioridad Could Have sigue pendiente de confirmar. Autores confirmados: Acta v1.2 y ERS revisión 1.1, Gabriel Valencia.</w:t>
+      </w:r>
+    </w:p>
+    <w:p>
+      <w:pPr>
+        <w:numPr>
+          <w:ilvl w:val="1"/>
+          <w:numId w:val="2"/>
+        </w:numPr>
+        <w:spacing w:line="276" w:lineRule="auto"/>
+        <w:ind w:left="1440" w:hanging="360"/>
+        <w:rPr>
+          <w:sz w:val="24"/>
+          <w:szCs w:val="24"/>
+        </w:rPr>
+      </w:pPr>
+      <w:r>
+        <w:rPr>
+          <w:b w:val="1"/>
+          <w:bCs w:val="1"/>
+          <w:sz w:val="24"/>
+          <w:szCs w:val="24"/>
+          <w:rtl w:val="0"/>
+        </w:rPr>
+        <w:t xml:space="preserve">Estado verificado el 17/10/2026 (segunda revisión): las entradas de abajo de Sprint-fase1 («Sprint 3 — Periodo» y «Sprint 4 — Periodo») y de Sprint-fase2 (Daily Scrum de los Sprints 5 y 6 e hito académico del Sprint 6) ya están aplicadas en los documentos y registradas en Cambios Realizados ([AUDIT-031] a [AUDIT-035]). Se conservan solo como historial por el comentario de Alonso González. De ese bloque sigue pendiente el cambio de IDs F1-xx a TD-xx en Sprint-fase1 ([AUDIT-030]).</w:t>
+      </w:r>
+    </w:p>
+    <w:p>
+      <w:pPr>
+        <w:numPr>
+          <w:ilvl w:val="1"/>
+          <w:numId w:val="2"/>
+        </w:numPr>
+        <w:spacing w:line="276" w:lineRule="auto"/>
+        <w:ind w:left="1440" w:hanging="360"/>
+        <w:rPr>
+          <w:sz w:val="24"/>
+          <w:szCs w:val="24"/>
+        </w:rPr>
+      </w:pPr>
+      <w:r>
+        <w:rPr>
+          <w:b w:val="1"/>
+          <w:bCs w:val="1"/>
+          <w:sz w:val="24"/>
+          <w:szCs w:val="24"/>
+          <w:rtl w:val="0"/>
+        </w:rPr>
+        <w:t>Sigue pendiente (no aplicado o decisión del equipo): horizonte de 7 semanas, nota de fechas, DoD única y fechas del Product Backlog (Hoja de ruta y Product Backlog); IDs F1-xx de Sprint-fase1; RF14 del Acta (notificación automática a servicios de emergencia).</w:t>
+      </w:r>
+    </w:p>
+    <w:p>
+      <w:pPr>
         <w:rPr/>
       </w:pPr>
       <w:r>
@@ -2110,6 +2206,978 @@
         <w:rPr>
           <w:rtl w:val="0"/>
         </w:rPr>
+      </w:r>
+    </w:p>
+    <w:p>
+      <w:pPr>
+        <w:pStyle w:val="Heading3"/>
+        <w:numPr>
+          <w:ilvl w:val="0"/>
+          <w:numId w:val="9"/>
+        </w:numPr>
+        <w:spacing w:after="0" w:afterAutospacing="0"/>
+        <w:ind w:left="720" w:hanging="360"/>
+        <w:rPr/>
+      </w:pPr>
+      <w:r>
+        <w:rPr>
+          <w:color w:val="1155cc"/>
+          <w:u w:val="single"/>
+          <w:rtl w:val="0"/>
+        </w:rPr>
+        <w:t>Pendientes de la auditoría (AUDIT-P01 a AUDIT-P13)</w:t>
+      </w:r>
+    </w:p>
+    <w:p>
+      <w:pPr>
+        <w:numPr>
+          <w:ilvl w:val="1"/>
+          <w:numId w:val="2"/>
+        </w:numPr>
+        <w:spacing w:line="276" w:lineRule="auto"/>
+        <w:ind w:left="1440" w:hanging="360"/>
+        <w:rPr>
+          <w:sz w:val="24"/>
+          <w:szCs w:val="24"/>
+        </w:rPr>
+      </w:pPr>
+      <w:r>
+        <w:rPr>
+          <w:b w:val="1"/>
+          <w:bCs w:val="1"/>
+          <w:sz w:val="24"/>
+          <w:szCs w:val="24"/>
+          <w:rtl w:val="0"/>
+        </w:rPr>
+        <w:t>[AUDIT-P01] Canal y proveedor de despacho de alertas (R-10, A-02). Firebase no envía correos de alerta ni llega a contactos sin la app instalada. Estado: Pendiente de decisión del equipo. Falta: canal (correo, SMS o push) y proveedor.</w:t>
+      </w:r>
+    </w:p>
+    <w:p>
+      <w:pPr>
+        <w:numPr>
+          <w:ilvl w:val="1"/>
+          <w:numId w:val="2"/>
+        </w:numPr>
+        <w:spacing w:line="276" w:lineRule="auto"/>
+        <w:ind w:left="1440" w:hanging="360"/>
+        <w:rPr>
+          <w:sz w:val="24"/>
+          <w:szCs w:val="24"/>
+        </w:rPr>
+      </w:pPr>
+      <w:r>
+        <w:rPr>
+          <w:b w:val="1"/>
+          <w:bCs w:val="1"/>
+          <w:sz w:val="24"/>
+          <w:szCs w:val="24"/>
+          <w:rtl w:val="0"/>
+        </w:rPr>
+        <w:t>[AUDIT-P02] Migración del esquema a init.sql y TypeORM (A-01): ENVIO_ALERTA, ENLACE_MEDICO, estado y timestamps de ALERTA, pin_hash, E.164 y cifrado de ANTECEDENTE_MEDICO. Estado: Pendiente de corrección en código.</w:t>
+      </w:r>
+    </w:p>
+    <w:p>
+      <w:pPr>
+        <w:numPr>
+          <w:ilvl w:val="1"/>
+          <w:numId w:val="2"/>
+        </w:numPr>
+        <w:spacing w:line="276" w:lineRule="auto"/>
+        <w:ind w:left="1440" w:hanging="360"/>
+        <w:rPr>
+          <w:sz w:val="24"/>
+          <w:szCs w:val="24"/>
+        </w:rPr>
+      </w:pPr>
+      <w:r>
+        <w:rPr>
+          <w:b w:val="1"/>
+          <w:bCs w:val="1"/>
+          <w:sz w:val="24"/>
+          <w:szCs w:val="24"/>
+          <w:rtl w:val="0"/>
+        </w:rPr>
+        <w:t>[AUDIT-P03] Worker outbox de ENVIO_ALERTA, regla de una alerta ACTIVA por usuario, guard con verificación de propiedad y pruebas e2e de IDOR (CP-RBAC-002). Estado: Pendiente de corrección en código.</w:t>
+      </w:r>
+    </w:p>
+    <w:p>
+      <w:pPr>
+        <w:numPr>
+          <w:ilvl w:val="1"/>
+          <w:numId w:val="2"/>
+        </w:numPr>
+        <w:spacing w:line="276" w:lineRule="auto"/>
+        <w:ind w:left="1440" w:hanging="360"/>
+        <w:rPr>
+          <w:sz w:val="24"/>
+          <w:szCs w:val="24"/>
+        </w:rPr>
+      </w:pPr>
+      <w:r>
+        <w:rPr>
+          <w:b w:val="1"/>
+          <w:bCs w:val="1"/>
+          <w:sz w:val="24"/>
+          <w:szCs w:val="24"/>
+          <w:rtl w:val="0"/>
+        </w:rPr>
+        <w:t>[AUDIT-P04] Refresh token rotativo y revocable, opción “cerrar todas las sesiones” y alineación de /auth/me (A-13, R-09). Estado: Pendiente de corrección en código.</w:t>
+      </w:r>
+    </w:p>
+    <w:p>
+      <w:pPr>
+        <w:numPr>
+          <w:ilvl w:val="1"/>
+          <w:numId w:val="2"/>
+        </w:numPr>
+        <w:spacing w:line="276" w:lineRule="auto"/>
+        <w:ind w:left="1440" w:hanging="360"/>
+        <w:rPr>
+          <w:sz w:val="24"/>
+          <w:szCs w:val="24"/>
+        </w:rPr>
+      </w:pPr>
+      <w:r>
+        <w:rPr>
+          <w:b w:val="1"/>
+          <w:bCs w:val="1"/>
+          <w:sz w:val="24"/>
+          <w:szCs w:val="24"/>
+          <w:rtl w:val="0"/>
+        </w:rPr>
+        <w:t>[AUDIT-P05] Configuración de seguridad de la ventana de Electron (A-05): no encontrada en apps/desktop; verificar con CP-SEG-002. Estado: Pendiente de corrección en código.</w:t>
+      </w:r>
+    </w:p>
+    <w:p>
+      <w:pPr>
+        <w:numPr>
+          <w:ilvl w:val="1"/>
+          <w:numId w:val="2"/>
+        </w:numPr>
+        <w:spacing w:line="276" w:lineRule="auto"/>
+        <w:ind w:left="1440" w:hanging="360"/>
+        <w:rPr>
+          <w:sz w:val="24"/>
+          <w:szCs w:val="24"/>
+        </w:rPr>
+      </w:pPr>
+      <w:r>
+        <w:rPr>
+          <w:b w:val="1"/>
+          <w:bCs w:val="1"/>
+          <w:sz w:val="24"/>
+          <w:szCs w:val="24"/>
+          <w:rtl w:val="0"/>
+        </w:rPr>
+        <w:t xml:space="preserve">[AUDIT-P06] Ecosistema del monorepo (A-15). Actualizado 17/10/2026: el Dockerfile de 4.4 Docker ya usa Node 24.21.0 (ARG NODE_VERSION=24.21.0, commit bbd051c), igual que el del repositorio; esa parte está resuelta. Sigue pendiente: el package.json raíz no tiene el campo packageManager de nivel superior (solo devEngines.packageManager), turbo.json no declara env ni globalEnv, y el .env de 4.4 Docker sigue versionado con la contraseña de la base de datos local. Estado: Pendiente de corrección.</w:t>
+      </w:r>
+    </w:p>
+    <w:p>
+      <w:pPr>
+        <w:numPr>
+          <w:ilvl w:val="1"/>
+          <w:numId w:val="2"/>
+        </w:numPr>
+        <w:spacing w:line="276" w:lineRule="auto"/>
+        <w:ind w:left="1440" w:hanging="360"/>
+        <w:rPr>
+          <w:sz w:val="24"/>
+          <w:szCs w:val="24"/>
+        </w:rPr>
+      </w:pPr>
+      <w:r>
+        <w:rPr>
+          <w:b w:val="1"/>
+          <w:bCs w:val="1"/>
+          <w:sz w:val="24"/>
+          <w:szCs w:val="24"/>
+          <w:rtl w:val="0"/>
+        </w:rPr>
+        <w:t>[AUDIT-P07] Perfil qa en docker-compose, integración continua, hosting y plan de respaldo de la Fase 3 (A-16, A-19). Estado: Pendiente de decisión del equipo e infraestructura.</w:t>
+      </w:r>
+    </w:p>
+    <w:p>
+      <w:pPr>
+        <w:numPr>
+          <w:ilvl w:val="1"/>
+          <w:numId w:val="2"/>
+        </w:numPr>
+        <w:spacing w:line="276" w:lineRule="auto"/>
+        <w:ind w:left="1440" w:hanging="360"/>
+        <w:rPr>
+          <w:sz w:val="24"/>
+          <w:szCs w:val="24"/>
+        </w:rPr>
+      </w:pPr>
+      <w:r>
+        <w:rPr>
+          <w:b w:val="1"/>
+          <w:bCs w:val="1"/>
+          <w:sz w:val="24"/>
+          <w:szCs w:val="24"/>
+          <w:rtl w:val="0"/>
+        </w:rPr>
+        <w:t>[AUDIT-P08] Estimación de HU-14 a HU-19 (Story Points y Sprint) y tareas TH; horas del trabajo fuera de las HU (A-1x). Estado: Pendiente de planificación del equipo. Nota: HU-14 a HU-19 no aparecen como encabezados en el Product Backlog; confirmar.</w:t>
+      </w:r>
+    </w:p>
+    <w:p>
+      <w:pPr>
+        <w:numPr>
+          <w:ilvl w:val="1"/>
+          <w:numId w:val="2"/>
+        </w:numPr>
+        <w:spacing w:line="276" w:lineRule="auto"/>
+        <w:ind w:left="1440" w:hanging="360"/>
+        <w:rPr>
+          <w:sz w:val="24"/>
+          <w:szCs w:val="24"/>
+        </w:rPr>
+      </w:pPr>
+      <w:r>
+        <w:rPr>
+          <w:b w:val="1"/>
+          <w:bCs w:val="1"/>
+          <w:sz w:val="24"/>
+          <w:szCs w:val="24"/>
+          <w:rtl w:val="0"/>
+        </w:rPr>
+        <w:t>[AUDIT-P09] RACI: rebalanceo de la carga de Alonso (BD, web y móvil) (A-18). Estado: Pendiente de decisión del equipo.</w:t>
+      </w:r>
+    </w:p>
+    <w:p>
+      <w:pPr>
+        <w:numPr>
+          <w:ilvl w:val="1"/>
+          <w:numId w:val="2"/>
+        </w:numPr>
+        <w:spacing w:line="276" w:lineRule="auto"/>
+        <w:ind w:left="1440" w:hanging="360"/>
+        <w:rPr>
+          <w:sz w:val="24"/>
+          <w:szCs w:val="24"/>
+        </w:rPr>
+      </w:pPr>
+      <w:r>
+        <w:rPr>
+          <w:b w:val="1"/>
+          <w:bCs w:val="1"/>
+          <w:sz w:val="24"/>
+          <w:szCs w:val="24"/>
+          <w:rtl w:val="0"/>
+        </w:rPr>
+        <w:t>[AUDIT-P10] Privacidad (A-17): plazo de retención del historial seudonimizado (RNF9) y revisión del cumplimiento de la Ley 21.719 antes del 01-12-2026. Estado: Pendiente de decisión del Product Owner.</w:t>
+      </w:r>
+    </w:p>
+    <w:p>
+      <w:pPr>
+        <w:numPr>
+          <w:ilvl w:val="1"/>
+          <w:numId w:val="2"/>
+        </w:numPr>
+        <w:spacing w:line="276" w:lineRule="auto"/>
+        <w:ind w:left="1440" w:hanging="360"/>
+        <w:rPr>
+          <w:sz w:val="24"/>
+          <w:szCs w:val="24"/>
+        </w:rPr>
+      </w:pPr>
+      <w:r>
+        <w:rPr>
+          <w:b w:val="1"/>
+          <w:bCs w:val="1"/>
+          <w:sz w:val="24"/>
+          <w:szCs w:val="24"/>
+          <w:rtl w:val="0"/>
+        </w:rPr>
+        <w:t>[AUDIT-P11] Diagramas (I-09): ER y secuencia “Generar Alerta” (.png y .drawio) sin actualizar con las tablas y estados nuevos. Estado: Pendiente de corrección (archivos gráficos, fuera de esta edición).</w:t>
+      </w:r>
+    </w:p>
+    <w:p>
+      <w:pPr>
+        <w:numPr>
+          <w:ilvl w:val="1"/>
+          <w:numId w:val="2"/>
+        </w:numPr>
+        <w:spacing w:line="276" w:lineRule="auto"/>
+        <w:ind w:left="1440" w:hanging="360"/>
+        <w:rPr>
+          <w:sz w:val="24"/>
+          <w:szCs w:val="24"/>
+        </w:rPr>
+      </w:pPr>
+      <w:r>
+        <w:rPr>
+          <w:b w:val="1"/>
+          <w:bCs w:val="1"/>
+          <w:sz w:val="24"/>
+          <w:szCs w:val="24"/>
+          <w:rtl w:val="0"/>
+        </w:rPr>
+        <w:t>[AUDIT-P12] HU “Could Have” de seguridad personal (A-21): PIN de coacción, activación desde otro dispositivo, reporte de robo y tutor receptor. Estado: Pendiente de decisión del Product Owner.</w:t>
+      </w:r>
+    </w:p>
+    <w:p>
+      <w:pPr>
+        <w:numPr>
+          <w:ilvl w:val="1"/>
+          <w:numId w:val="2"/>
+        </w:numPr>
+        <w:spacing w:line="276" w:lineRule="auto"/>
+        <w:ind w:left="1440" w:hanging="360"/>
+        <w:rPr>
+          <w:sz w:val="24"/>
+          <w:szCs w:val="24"/>
+        </w:rPr>
+      </w:pPr>
+      <w:r>
+        <w:rPr>
+          <w:b w:val="1"/>
+          <w:bCs w:val="1"/>
+          <w:sz w:val="24"/>
+          <w:szCs w:val="24"/>
+          <w:rtl w:val="0"/>
+        </w:rPr>
+        <w:t xml:space="preserve">[AUDIT-P13] Entrada vacía “(07/10/2026)” en la Hoja de ruta (AUDIT-008): la bitácora no tiene texto que aplicar. Estado: Pendiente de aclaración del equipo: indicar el texto que debía contener. Actualizado 17/10/2026: la bitácora vigente (Cambios Realizados.docx) ya no contiene esa entrada vacía; solo aparece en la copia de referencia «Cambios Realizados (AUDITORIA CLAUDE)». Puede cerrarse si el equipo confirma que no faltaba ningún cambio.</w:t>
+      </w:r>
+    </w:p>
+    <w:p>
+      <w:pPr>
+        <w:pStyle w:val="Heading3"/>
+        <w:numPr>
+          <w:ilvl w:val="0"/>
+          <w:numId w:val="9"/>
+        </w:numPr>
+        <w:spacing w:after="0" w:afterAutospacing="0"/>
+        <w:ind w:left="720" w:hanging="360"/>
+        <w:rPr/>
+      </w:pPr>
+      <w:r>
+        <w:rPr>
+          <w:color w:val="1155cc"/>
+          <w:u w:val="single"/>
+          <w:rtl w:val="0"/>
+        </w:rPr>
+        <w:t>Pendientes detectados en la verificación del 17/10/2026</w:t>
+      </w:r>
+    </w:p>
+    <w:p>
+      <w:pPr>
+        <w:numPr>
+          <w:ilvl w:val="1"/>
+          <w:numId w:val="2"/>
+        </w:numPr>
+        <w:spacing w:line="276" w:lineRule="auto"/>
+        <w:ind w:left="1440" w:hanging="360"/>
+        <w:rPr>
+          <w:sz w:val="24"/>
+          <w:szCs w:val="24"/>
+        </w:rPr>
+      </w:pPr>
+      <w:r>
+        <w:rPr>
+          <w:b w:val="1"/>
+          <w:bCs w:val="1"/>
+          <w:sz w:val="24"/>
+          <w:szCs w:val="24"/>
+          <w:rtl w:val="0"/>
+        </w:rPr>
+        <w:t>[AUDIT-029] Definition of Done única (Hoja de ruta §6 y Product Backlog §7). La Hoja conserva sus dos listas y el Product Backlog mantiene su DoD de 6 ítems. Estado: pendiente de decisión (comentario de Alonso González). Falta: confirmar que la DoD única reemplaza la de la §7 del Product Backlog.</w:t>
+      </w:r>
+    </w:p>
+    <w:p>
+      <w:pPr>
+        <w:numPr>
+          <w:ilvl w:val="1"/>
+          <w:numId w:val="2"/>
+        </w:numPr>
+        <w:spacing w:line="276" w:lineRule="auto"/>
+        <w:ind w:left="1440" w:hanging="360"/>
+        <w:rPr>
+          <w:sz w:val="24"/>
+          <w:szCs w:val="24"/>
+        </w:rPr>
+      </w:pPr>
+      <w:r>
+        <w:rPr>
+          <w:b w:val="1"/>
+          <w:bCs w:val="1"/>
+          <w:sz w:val="24"/>
+          <w:szCs w:val="24"/>
+          <w:rtl w:val="0"/>
+        </w:rPr>
+        <w:t xml:space="preserve">[AUDIT-018], [AUDIT-019], [AUDIT-037], [AUDIT-046] y [AUDIT-060] Alcance de RF14: objetivo y alcance de la Visión (018 y 019), objetivo de alcance del Acta (037), RF14 del Acta (046) y RF14 del ERS (060). Decidir si hay notificación automática a servicios de emergencia o solo vínculo a los números oficiales. Estado: pendiente de decisión del equipo (comentarios de Alonso González en la Visión y en AUDIT-082). No se ha modificado RF14. (Corregido el 17/10/2026: esta entrada citaba solo [AUDIT-060], que corresponde al RF14 del ERS, no al del Acta.)</w:t>
+      </w:r>
+    </w:p>
+    <w:p>
+      <w:pPr>
+        <w:numPr>
+          <w:ilvl w:val="1"/>
+          <w:numId w:val="2"/>
+        </w:numPr>
+        <w:spacing w:line="276" w:lineRule="auto"/>
+        <w:ind w:left="1440" w:hanging="360"/>
+        <w:rPr>
+          <w:sz w:val="24"/>
+          <w:szCs w:val="24"/>
+        </w:rPr>
+      </w:pPr>
+      <w:r>
+        <w:rPr>
+          <w:b w:val="1"/>
+          <w:bCs w:val="1"/>
+          <w:sz w:val="24"/>
+          <w:szCs w:val="24"/>
+          <w:rtl w:val="0"/>
+        </w:rPr>
+        <w:t>[AUDIT-043] y [AUDIT-057] RF5 (Acta y ERS): método por tipo de usuario confirmado, con 5 segundos en el perfil predeterminado de personas mayores o usuarios con acceso limitado. Estado: pendiente solo la prioridad Could Have y el valor para el resto de perfiles. No implementado en el código fuente de la aplicación móvil.</w:t>
+      </w:r>
+    </w:p>
+    <w:p>
+      <w:pPr>
+        <w:numPr>
+          <w:ilvl w:val="1"/>
+          <w:numId w:val="2"/>
+        </w:numPr>
+        <w:spacing w:line="276" w:lineRule="auto"/>
+        <w:ind w:left="1440" w:hanging="360"/>
+        <w:rPr>
+          <w:sz w:val="24"/>
+          <w:szCs w:val="24"/>
+        </w:rPr>
+      </w:pPr>
+      <w:r>
+        <w:rPr>
+          <w:b w:val="1"/>
+          <w:bCs w:val="1"/>
+          <w:sz w:val="24"/>
+          <w:szCs w:val="24"/>
+          <w:rtl w:val="0"/>
+        </w:rPr>
+        <w:t>[AUDIT-052] Acta de constitución: versión 1.2 agregada. Resuelto 17/10/2026: autor Gabriel Valencia (confirmado por el usuario).</w:t>
+      </w:r>
+    </w:p>
+    <w:p>
+      <w:pPr>
+        <w:numPr>
+          <w:ilvl w:val="1"/>
+          <w:numId w:val="2"/>
+        </w:numPr>
+        <w:spacing w:line="276" w:lineRule="auto"/>
+        <w:ind w:left="1440" w:hanging="360"/>
+        <w:rPr>
+          <w:sz w:val="24"/>
+          <w:szCs w:val="24"/>
+        </w:rPr>
+      </w:pPr>
+      <w:r>
+        <w:rPr>
+          <w:b w:val="1"/>
+          <w:bCs w:val="1"/>
+          <w:sz w:val="24"/>
+          <w:szCs w:val="24"/>
+          <w:rtl w:val="0"/>
+        </w:rPr>
+        <w:t>[AUDIT-054] Informe ERS: revisión 1.1 agregada. Resuelto 17/10/2026: autor Gabriel Valencia (confirmado por el usuario).</w:t>
+      </w:r>
+    </w:p>
+    <w:p>
+      <w:pPr>
+        <w:numPr>
+          <w:ilvl w:val="1"/>
+          <w:numId w:val="2"/>
+        </w:numPr>
+        <w:spacing w:line="276" w:lineRule="auto"/>
+        <w:ind w:left="1440" w:hanging="360"/>
+        <w:rPr>
+          <w:sz w:val="24"/>
+          <w:szCs w:val="24"/>
+        </w:rPr>
+      </w:pPr>
+      <w:r>
+        <w:rPr>
+          <w:b w:val="1"/>
+          <w:bCs w:val="1"/>
+          <w:sz w:val="24"/>
+          <w:szCs w:val="24"/>
+          <w:rtl w:val="0"/>
+        </w:rPr>
+        <w:t>[AUDIT-157] Plan de pruebas: versión 1.1 agregada. Estado: pendiente de información. Falta: estado de la versión 1.1.</w:t>
+      </w:r>
+    </w:p>
+    <w:p>
+      <w:pPr>
+        <w:numPr>
+          <w:ilvl w:val="1"/>
+          <w:numId w:val="2"/>
+        </w:numPr>
+        <w:spacing w:line="276" w:lineRule="auto"/>
+        <w:ind w:left="1440" w:hanging="360"/>
+        <w:rPr>
+          <w:sz w:val="24"/>
+          <w:szCs w:val="24"/>
+        </w:rPr>
+      </w:pPr>
+      <w:r>
+        <w:rPr>
+          <w:b w:val="1"/>
+          <w:bCs w:val="1"/>
+          <w:sz w:val="24"/>
+          <w:szCs w:val="24"/>
+          <w:rtl w:val="0"/>
+        </w:rPr>
+        <w:t>[AUDIT-068] Informe ERS: el texto del índice ya no repite “Limitaciones” y incluye la sección 2.3 y los anexos. Estado: pendiente de validación de los números de página, que solo se pueden comprobar en Word.</w:t>
+      </w:r>
+    </w:p>
+    <w:p>
+      <w:pPr>
+        <w:numPr>
+          <w:ilvl w:val="1"/>
+          <w:numId w:val="2"/>
+        </w:numPr>
+        <w:spacing w:line="276" w:lineRule="auto"/>
+        <w:ind w:left="1440" w:hanging="360"/>
+        <w:rPr>
+          <w:sz w:val="24"/>
+          <w:szCs w:val="24"/>
+        </w:rPr>
+      </w:pPr>
+      <w:r>
+        <w:rPr>
+          <w:b w:val="1"/>
+          <w:bCs w:val="1"/>
+          <w:sz w:val="24"/>
+          <w:szCs w:val="24"/>
+          <w:rtl w:val="0"/>
+        </w:rPr>
+        <w:t>[AUDIT-053] Informe ERS: la frase de portada con la norma de requisitos ya no está en el archivo (ni IEEE 830 ni ISO/IEC/IEEE 29148:2018). Estado: pendiente de validación. Falta: confirmar con el autor qué norma debe citarse.</w:t>
+      </w:r>
+    </w:p>
+    <w:p>
+      <w:pPr>
+        <w:numPr>
+          <w:ilvl w:val="1"/>
+          <w:numId w:val="2"/>
+        </w:numPr>
+        <w:spacing w:line="276" w:lineRule="auto"/>
+        <w:ind w:left="1440" w:hanging="360"/>
+        <w:rPr>
+          <w:sz w:val="24"/>
+          <w:szCs w:val="24"/>
+        </w:rPr>
+      </w:pPr>
+      <w:r>
+        <w:rPr>
+          <w:b w:val="1"/>
+          <w:bCs w:val="1"/>
+          <w:sz w:val="24"/>
+          <w:szCs w:val="24"/>
+          <w:rtl w:val="0"/>
+        </w:rPr>
+        <w:t xml:space="preserve">[AUDIT-129] y [AUDIT-130] Tabla Maestra (2.1.2). Corregido el 17/10/2026 (segunda revisión): el texto original sí está en el archivo, en la hoja «Criterio de aceptacion»: CA-03.1 (celda C5) «Validación de formato numérico de teléfono.» y CA-08.1 (celda C11) «Notificación enviada exitosamente a la totalidad de contactos de la lista.». Los textos nuevos solo se aplicaron en CRITERIOS DE ACEPTACIÓN.xlsx. Estado: pendiente de corrección en la Tabla Maestra. (La entrada anterior decía que el texto no aparecía en el archivo.)</w:t>
+      </w:r>
+    </w:p>
+    <w:p>
+      <w:pPr>
+        <w:numPr>
+          <w:ilvl w:val="1"/>
+          <w:numId w:val="2"/>
+        </w:numPr>
+        <w:spacing w:line="276" w:lineRule="auto"/>
+        <w:ind w:left="1440" w:hanging="360"/>
+        <w:rPr>
+          <w:sz w:val="24"/>
+          <w:szCs w:val="24"/>
+        </w:rPr>
+      </w:pPr>
+      <w:r>
+        <w:rPr>
+          <w:b w:val="1"/>
+          <w:bCs w:val="1"/>
+          <w:sz w:val="24"/>
+          <w:szCs w:val="24"/>
+          <w:rtl w:val="0"/>
+        </w:rPr>
+        <w:t>Cambios Realizados: “Servicio Mensajería” verificado en el código (integración WhatsApp mediante Baileys) y añadido a la Especificación 4.2. Pendiente: decidir si cuenta como servicio externo o interno (la Especificación declara 5 externos y 2 internos).</w:t>
+      </w:r>
+    </w:p>
+    <w:p>
+      <w:pPr>
+        <w:numPr>
+          <w:ilvl w:val="1"/>
+          <w:numId w:val="2"/>
+        </w:numPr>
+        <w:spacing w:line="276" w:lineRule="auto"/>
+        <w:ind w:left="1440" w:hanging="360"/>
+        <w:rPr>
+          <w:sz w:val="24"/>
+          <w:szCs w:val="24"/>
+        </w:rPr>
+      </w:pPr>
+      <w:r>
+        <w:rPr>
+          <w:b w:val="1"/>
+          <w:bCs w:val="1"/>
+          <w:sz w:val="24"/>
+          <w:szCs w:val="24"/>
+          <w:rtl w:val="0"/>
+        </w:rPr>
+        <w:t>Cambios Realizados: total de historias de usuario de 13 a 19 (Hoja de ruta, Consolidado Métrico). Sin registro en la bitácora. La Hoja sigue en 13. Estado: pendiente de confirmación del total.</w:t>
+      </w:r>
+    </w:p>
+    <w:p>
+      <w:pPr>
+        <w:numPr>
+          <w:ilvl w:val="1"/>
+          <w:numId w:val="2"/>
+        </w:numPr>
+        <w:spacing w:line="276" w:lineRule="auto"/>
+        <w:ind w:left="1440" w:hanging="360"/>
+        <w:rPr>
+          <w:sz w:val="24"/>
+          <w:szCs w:val="24"/>
+        </w:rPr>
+      </w:pPr>
+      <w:r>
+        <w:rPr>
+          <w:b w:val="1"/>
+          <w:bCs w:val="1"/>
+          <w:sz w:val="24"/>
+          <w:szCs w:val="24"/>
+          <w:rtl w:val="0"/>
+        </w:rPr>
+        <w:t>Cambios Realizados: cancelación de la emergencia en F05.3 (comentario de Alonso González). Estado: pendiente de confirmar si la cancelación queda cubierta por los estados de la alerta.</w:t>
+      </w:r>
+    </w:p>
+    <w:p>
+      <w:pPr>
+        <w:pStyle w:val="Heading3"/>
+        <w:numPr>
+          <w:ilvl w:val="0"/>
+          <w:numId w:val="9"/>
+        </w:numPr>
+        <w:spacing w:after="0" w:afterAutospacing="0"/>
+        <w:ind w:left="720" w:hanging="360"/>
+        <w:rPr/>
+      </w:pPr>
+      <w:r>
+        <w:rPr>
+          <w:color w:val="1155cc"/>
+          <w:u w:val="single"/>
+          <w:rtl w:val="0"/>
+        </w:rPr>
+        <w:t xml:space="preserve">Pendientes detectados en la verificación cruzada del 17/10/2026 (no figuraban en ningún registro de seguimiento)</w:t>
+      </w:r>
+    </w:p>
+    <w:p>
+      <w:pPr>
+        <w:numPr>
+          <w:ilvl w:val="1"/>
+          <w:numId w:val="2"/>
+        </w:numPr>
+        <w:spacing w:line="276" w:lineRule="auto"/>
+        <w:ind w:left="1440" w:hanging="360"/>
+        <w:rPr>
+          <w:sz w:val="24"/>
+          <w:szCs w:val="24"/>
+        </w:rPr>
+      </w:pPr>
+      <w:r>
+        <w:rPr>
+          <w:b w:val="1"/>
+          <w:bCs w:val="1"/>
+          <w:sz w:val="24"/>
+          <w:szCs w:val="24"/>
+          <w:rtl w:val="0"/>
+        </w:rPr>
+        <w:t xml:space="preserve">Contraste de las 208 acciones de «Cambios Realizados (AUDITORIA CLAUDE)» con los archivos del proyecto. Las acciones siguientes no están aplicadas en los documentos y no figuraban ni en Cambios Pendientes ni en Cambios Realizados. El detalle por ID, con la evidencia, está en _verificacion_2026-10-17/Matriz de verificación cruzada.xlsx.</w:t>
+      </w:r>
+    </w:p>
+    <w:p>
+      <w:pPr>
+        <w:numPr>
+          <w:ilvl w:val="1"/>
+          <w:numId w:val="2"/>
+        </w:numPr>
+        <w:spacing w:line="276" w:lineRule="auto"/>
+        <w:ind w:left="1440" w:hanging="360"/>
+        <w:rPr>
+          <w:sz w:val="24"/>
+          <w:szCs w:val="24"/>
+        </w:rPr>
+      </w:pPr>
+      <w:r>
+        <w:rPr>
+          <w:b w:val="1"/>
+          <w:bCs w:val="1"/>
+          <w:sz w:val="24"/>
+          <w:szCs w:val="24"/>
+          <w:rtl w:val="0"/>
+        </w:rPr>
+        <w:t xml:space="preserve">Registrado como realizado, pero no reflejado en el archivo: [AUDIT-014] BDD, la tabla PLAN mantiene total_venta y fecha_venta (hoja PLANES, A10 y A11); [AUDIT-017] BDD, quedan tipos nvarchar e integer (4) (CONTACTO.correo_remitente, PIN.PIN). Estado: pendiente de corrección.</w:t>
+      </w:r>
+    </w:p>
+    <w:p>
+      <w:pPr>
+        <w:numPr>
+          <w:ilvl w:val="1"/>
+          <w:numId w:val="2"/>
+        </w:numPr>
+        <w:spacing w:line="276" w:lineRule="auto"/>
+        <w:ind w:left="1440" w:hanging="360"/>
+        <w:rPr>
+          <w:sz w:val="24"/>
+          <w:szCs w:val="24"/>
+        </w:rPr>
+      </w:pPr>
+      <w:r>
+        <w:rPr>
+          <w:b w:val="1"/>
+          <w:bCs w:val="1"/>
+          <w:sz w:val="24"/>
+          <w:szCs w:val="24"/>
+          <w:rtl w:val="0"/>
+        </w:rPr>
+        <w:t xml:space="preserve">Acta de constitución: [AUDIT-050] RNF4 sin la verificación de propiedad del recurso (comentario de Alonso González: «PENDIENTE pero poco considerado»). Estado: pendiente de decisión del equipo.</w:t>
+      </w:r>
+    </w:p>
+    <w:p>
+      <w:pPr>
+        <w:numPr>
+          <w:ilvl w:val="1"/>
+          <w:numId w:val="2"/>
+        </w:numPr>
+        <w:spacing w:line="276" w:lineRule="auto"/>
+        <w:ind w:left="1440" w:hanging="360"/>
+        <w:rPr>
+          <w:sz w:val="24"/>
+          <w:szCs w:val="24"/>
+        </w:rPr>
+      </w:pPr>
+      <w:r>
+        <w:rPr>
+          <w:b w:val="1"/>
+          <w:bCs w:val="1"/>
+          <w:sz w:val="24"/>
+          <w:szCs w:val="24"/>
+          <w:rtl w:val="0"/>
+        </w:rPr>
+        <w:t xml:space="preserve">Informe ERS: los cambios hechos en el Acta no se replicaron en el ERS: RF4 [AUDIT-056], RF12 [AUDIT-059], RF16 [AUDIT-061], RF20 [AUDIT-062], RNF4 [AUDIT-064] y RNF6 a RNF10 [AUDIT-065]. Tampoco existe la nota sobre la planificación por HU [AUDIT-066]. Estado: pendiente de corrección.</w:t>
+      </w:r>
+    </w:p>
+    <w:p>
+      <w:pPr>
+        <w:numPr>
+          <w:ilvl w:val="1"/>
+          <w:numId w:val="2"/>
+        </w:numPr>
+        <w:spacing w:line="276" w:lineRule="auto"/>
+        <w:ind w:left="1440" w:hanging="360"/>
+        <w:rPr>
+          <w:sz w:val="24"/>
+          <w:szCs w:val="24"/>
+        </w:rPr>
+      </w:pPr>
+      <w:r>
+        <w:rPr>
+          <w:b w:val="1"/>
+          <w:bCs w:val="1"/>
+          <w:sz w:val="24"/>
+          <w:szCs w:val="24"/>
+          <w:rtl w:val="0"/>
+        </w:rPr>
+        <w:t xml:space="preserve">Informe TEC y Horas hombre: falta la sección «Presupuesto de Infraestructura y Herramientas a Utilizar», aunque figura en el índice [AUDIT-073]; siguen las fórmulas =MULTIPLY y los totales escritos a mano [AUDIT-075]; el resumen por responsable sigue intercambiado: el detalle suma 12 h (Gabriel Valencia) y 29 h (Alonso González), y el resumen muestra 29 h y 12 h [AUDIT-076]. Estado: pendiente de corrección.</w:t>
+      </w:r>
+    </w:p>
+    <w:p>
+      <w:pPr>
+        <w:numPr>
+          <w:ilvl w:val="1"/>
+          <w:numId w:val="2"/>
+        </w:numPr>
+        <w:spacing w:line="276" w:lineRule="auto"/>
+        <w:ind w:left="1440" w:hanging="360"/>
+        <w:rPr>
+          <w:sz w:val="24"/>
+          <w:szCs w:val="24"/>
+        </w:rPr>
+      </w:pPr>
+      <w:r>
+        <w:rPr>
+          <w:b w:val="1"/>
+          <w:bCs w:val="1"/>
+          <w:sz w:val="24"/>
+          <w:szCs w:val="24"/>
+          <w:rtl w:val="0"/>
+        </w:rPr>
+        <w:t xml:space="preserve">2.1.1 Product Backlog: no existen HU-14 a HU-19 [AUDIT-097] a [AUDIT-102], aunque la Hoja de ruta, HU-06 y HU-12 citan HU-14. Sin cambios: objetivo de trazabilidad [AUDIT-077], «eliminando redundancias comerciales» [AUDIT-080], F04.1 [AUDIT-081], PIN «encriptado» de HU-10 [AUDIT-089], consentimiento en HU-11 [AUDIT-091], rol ADMINISTRADOR en HU-13 [AUDIT-095], líneas «RF trazados» [AUDIT-103], §7 con cuatro Sprints de una semana y Sprint 4 hasta el 6-09 con TD-12 y 11 SP [AUDIT-104] y [AUDIT-105], Story Points de HU-09, HU-10 y HU-12 [AUDIT-107] a [AUDIT-109], tabla de la Fase 2 y nota de numeración [AUDIT-110] y [AUDIT-111], «8 Historias de Usuario críticas» en la Conclusión (la Hoja de ruta dice 9) [AUDIT-113] y «matriz de requisitos» [AUDIT-114]. Estado: pendiente de corrección o decisión del equipo.</w:t>
+      </w:r>
+    </w:p>
+    <w:p>
+      <w:pPr>
+        <w:numPr>
+          <w:ilvl w:val="1"/>
+          <w:numId w:val="2"/>
+        </w:numPr>
+        <w:spacing w:line="276" w:lineRule="auto"/>
+        <w:ind w:left="1440" w:hanging="360"/>
+        <w:rPr>
+          <w:sz w:val="24"/>
+          <w:szCs w:val="24"/>
+        </w:rPr>
+      </w:pPr>
+      <w:r>
+        <w:rPr>
+          <w:b w:val="1"/>
+          <w:bCs w:val="1"/>
+          <w:sz w:val="24"/>
+          <w:szCs w:val="24"/>
+          <w:rtl w:val="0"/>
+        </w:rPr>
+        <w:t xml:space="preserve">2.1.2 Tabla Maestra: no se aplicó ninguna corrección [AUDIT-115] a [AUDIT-134] (dependencias F1-xx, features de HU-01 y HU-02 cruzadas, dependencias de HU-09 a HU-13, hoja Tareas F1, F04.1, CA-02.1, CA-03.1, CA-08.1, CA-10.1, CA-12.1, CA-13.1, HU y CA nuevos). Además, CA-06.1 sigue con 2 segundos, mientras RF5, HU-06 y CRITERIOS DE ACEPTACIÓN indican 5. Estado: pendiente de corrección.</w:t>
+      </w:r>
+    </w:p>
+    <w:p>
+      <w:pPr>
+        <w:numPr>
+          <w:ilvl w:val="1"/>
+          <w:numId w:val="2"/>
+        </w:numPr>
+        <w:spacing w:line="276" w:lineRule="auto"/>
+        <w:ind w:left="1440" w:hanging="360"/>
+        <w:rPr>
+          <w:sz w:val="24"/>
+          <w:szCs w:val="24"/>
+        </w:rPr>
+      </w:pPr>
+      <w:r>
+        <w:rPr>
+          <w:b w:val="1"/>
+          <w:bCs w:val="1"/>
+          <w:sz w:val="24"/>
+          <w:szCs w:val="24"/>
+          <w:rtl w:val="0"/>
+        </w:rPr>
+        <w:t xml:space="preserve">Product backlog puntos historia [AUDIT-135], Épicas e Historias de Usuario [AUDIT-137] a [AUDIT-142] (MoSCoW de EP-01, EP-02 y EP-08; épicas de HU-01 y HU-02; HU-14 a HU-19) e Historias Usuario con instructivo [AUDIT-143] a [AUDIT-156] (escenarios de HU-02, HU-06, HU-09 a HU-13 y de HU-14 a HU-19): sin cambios. Estado: pendiente de corrección.</w:t>
+      </w:r>
+    </w:p>
+    <w:p>
+      <w:pPr>
+        <w:numPr>
+          <w:ilvl w:val="1"/>
+          <w:numId w:val="2"/>
+        </w:numPr>
+        <w:spacing w:line="276" w:lineRule="auto"/>
+        <w:ind w:left="1440" w:hanging="360"/>
+        <w:rPr>
+          <w:sz w:val="24"/>
+          <w:szCs w:val="24"/>
+        </w:rPr>
+      </w:pPr>
+      <w:r>
+        <w:rPr>
+          <w:b w:val="1"/>
+          <w:bCs w:val="1"/>
+          <w:sz w:val="24"/>
+          <w:szCs w:val="24"/>
+          <w:rtl w:val="0"/>
+        </w:rPr>
+        <w:t xml:space="preserve">Plan de pruebas [AUDIT-158] a [AUDIT-165] y Matriz de trazabilidad de Pruebas [AUDIT-166] y [AUDIT-168] a [AUDIT-170]: sin cambios (sin pruebas de IDOR ni de rendimiento, «Versión desplegada en QA», tres esquemas de ID, ejemplo con estado «Aprobado», alcances «Aclarar», «Condicionado» y «Futuro»). Estado: pendiente de corrección.</w:t>
+      </w:r>
+    </w:p>
+    <w:p>
+      <w:pPr>
+        <w:numPr>
+          <w:ilvl w:val="1"/>
+          <w:numId w:val="2"/>
+        </w:numPr>
+        <w:spacing w:line="276" w:lineRule="auto"/>
+        <w:ind w:left="1440" w:hanging="360"/>
+        <w:rPr>
+          <w:sz w:val="24"/>
+          <w:szCs w:val="24"/>
+        </w:rPr>
+      </w:pPr>
+      <w:r>
+        <w:rPr>
+          <w:b w:val="1"/>
+          <w:bCs w:val="1"/>
+          <w:sz w:val="24"/>
+          <w:szCs w:val="24"/>
+          <w:rtl w:val="0"/>
+        </w:rPr>
+        <w:t xml:space="preserve">CRITERIOS DE ACEPTACIÓN: CA-02.1 con «24 hrs» [AUDIT-171], CA-10.1 [AUDIT-175], CA-12.1 [AUDIT-176], CA-13.1 [AUDIT-177] y CA-14.1 a CA-19.1 [AUDIT-178] sin cambios. Estado: pendiente de corrección.</w:t>
+      </w:r>
+    </w:p>
+    <w:p>
+      <w:pPr>
+        <w:numPr>
+          <w:ilvl w:val="1"/>
+          <w:numId w:val="2"/>
+        </w:numPr>
+        <w:spacing w:line="276" w:lineRule="auto"/>
+        <w:ind w:left="1440" w:hanging="360"/>
+        <w:rPr>
+          <w:sz w:val="24"/>
+          <w:szCs w:val="24"/>
+        </w:rPr>
+      </w:pPr>
+      <w:r>
+        <w:rPr>
+          <w:b w:val="1"/>
+          <w:bCs w:val="1"/>
+          <w:sz w:val="24"/>
+          <w:szCs w:val="24"/>
+          <w:rtl w:val="0"/>
+        </w:rPr>
+        <w:t xml:space="preserve">BDD con tipos de datos: el archivo no contiene ninguna de las columnas ni tablas nuevas [AUDIT-179] a [AUDIT-197]. [AUDIT-P02] supone que están marcadas en amarillo en el Diccionario, pero el archivo del repositorio no las tiene. Estado: pendiente de corrección.</w:t>
+      </w:r>
+    </w:p>
+    <w:p>
+      <w:pPr>
+        <w:numPr>
+          <w:ilvl w:val="1"/>
+          <w:numId w:val="2"/>
+        </w:numPr>
+        <w:spacing w:line="276" w:lineRule="auto"/>
+        <w:ind w:left="1440" w:hanging="360"/>
+        <w:rPr>
+          <w:sz w:val="24"/>
+          <w:szCs w:val="24"/>
+        </w:rPr>
+      </w:pPr>
+      <w:r>
+        <w:rPr>
+          <w:b w:val="1"/>
+          <w:bCs w:val="1"/>
+          <w:sz w:val="24"/>
+          <w:szCs w:val="24"/>
+          <w:rtl w:val="0"/>
+        </w:rPr>
+        <w:t xml:space="preserve">Especificación 4.2: sin cambios en Capacitor [AUDIT-199], Electron [AUDIT-200], «30 tablas» [AUDIT-202], «2 servicios de API REST» [AUDIT-205], fuente de identidad y descripción de Firebase [AUDIT-206] y [AUDIT-207], y Google Maps como captura de ubicación [AUDIT-208]. Estado: pendiente de corrección.</w:t>
+      </w:r>
+    </w:p>
+    <w:p>
+      <w:pPr>
+        <w:numPr>
+          <w:ilvl w:val="1"/>
+          <w:numId w:val="2"/>
+        </w:numPr>
+        <w:spacing w:line="276" w:lineRule="auto"/>
+        <w:ind w:left="1440" w:hanging="360"/>
+        <w:rPr>
+          <w:sz w:val="24"/>
+          <w:szCs w:val="24"/>
+        </w:rPr>
+      </w:pPr>
+      <w:r>
+        <w:rPr>
+          <w:b w:val="1"/>
+          <w:bCs w:val="1"/>
+          <w:sz w:val="24"/>
+          <w:szCs w:val="24"/>
+          <w:rtl w:val="0"/>
+        </w:rPr>
+        <w:t xml:space="preserve">Observación nueva: el Diagrama de Arquitectura conserva la caja «Archivos Estaticos (React / Angular)», aunque el framework ya se fijó en React (I-03). Estado: pendiente de corrección.</w:t>
       </w:r>
     </w:p>
     <w:sectPr>
